--- a/Henk templates/Henk_motivational_letter.docx
+++ b/Henk templates/Henk_motivational_letter.docx
@@ -473,62 +473,6 @@
     <w:pPr>
       <w:pStyle w:val="Footer"/>
     </w:pPr>
-    <w:r>
-      <w:rPr>
-        <w:noProof/>
-      </w:rPr>
-      <w:drawing>
-        <wp:anchor distT="0" distB="0" distL="114300" distR="114300" simplePos="0" relativeHeight="251661312" behindDoc="1" locked="0" layoutInCell="1" allowOverlap="1" wp14:anchorId="0D6CEC00" wp14:editId="0B58D899">
-          <wp:simplePos x="0" y="0"/>
-          <wp:positionH relativeFrom="column">
-            <wp:posOffset>3341716</wp:posOffset>
-          </wp:positionH>
-          <wp:positionV relativeFrom="paragraph">
-            <wp:posOffset>-2511135</wp:posOffset>
-          </wp:positionV>
-          <wp:extent cx="3868811" cy="3707354"/>
-          <wp:effectExtent l="596900" t="647700" r="576580" b="636270"/>
-          <wp:wrapNone/>
-          <wp:docPr id="454031202" name="Picture 5" descr="A logo with text in a circle&#10;&#10;AI-generated content may be incorrect."/>
-          <wp:cNvGraphicFramePr>
-            <a:graphicFrameLocks xmlns:a="http://schemas.openxmlformats.org/drawingml/2006/main" noChangeAspect="1"/>
-          </wp:cNvGraphicFramePr>
-          <a:graphic xmlns:a="http://schemas.openxmlformats.org/drawingml/2006/main">
-            <a:graphicData uri="http://schemas.openxmlformats.org/drawingml/2006/picture">
-              <pic:pic xmlns:pic="http://schemas.openxmlformats.org/drawingml/2006/picture">
-                <pic:nvPicPr>
-                  <pic:cNvPr id="454031202" name="Picture 5" descr="A logo with text in a circle&#10;&#10;AI-generated content may be incorrect."/>
-                  <pic:cNvPicPr/>
-                </pic:nvPicPr>
-                <pic:blipFill>
-                  <a:blip r:embed="rId1">
-                    <a:alphaModFix amt="35000"/>
-                  </a:blip>
-                  <a:stretch>
-                    <a:fillRect/>
-                  </a:stretch>
-                </pic:blipFill>
-                <pic:spPr>
-                  <a:xfrm rot="20129403">
-                    <a:off x="0" y="0"/>
-                    <a:ext cx="3868811" cy="3707354"/>
-                  </a:xfrm>
-                  <a:prstGeom prst="rect">
-                    <a:avLst/>
-                  </a:prstGeom>
-                </pic:spPr>
-              </pic:pic>
-            </a:graphicData>
-          </a:graphic>
-          <wp14:sizeRelH relativeFrom="page">
-            <wp14:pctWidth>0</wp14:pctWidth>
-          </wp14:sizeRelH>
-          <wp14:sizeRelV relativeFrom="page">
-            <wp14:pctHeight>0</wp14:pctHeight>
-          </wp14:sizeRelV>
-        </wp:anchor>
-      </w:drawing>
-    </w:r>
   </w:p>
 </w:ftr>
 </file>

--- a/Henk templates/Henk_motivational_letter.docx
+++ b/Henk templates/Henk_motivational_letter.docx
@@ -432,7 +432,6 @@
     </w:p>
     <w:sectPr>
       <w:headerReference w:type="default" r:id="rId6"/>
-      <w:footerReference w:type="default" r:id="rId7"/>
       <w:pgSz w:w="11906" w:h="16838"/>
       <w:pgMar w:top="1440" w:right="1440" w:bottom="1440" w:left="1440" w:header="708" w:footer="708" w:gutter="0"/>
       <w:cols w:space="708"/>
@@ -465,16 +464,6 @@
     </w:p>
   </w:endnote>
 </w:endnotes>
-</file>
-
-<file path=word/footer1.xml><?xml version="1.0" encoding="utf-8"?>
-<w:ftr xmlns:wpc="http://schemas.microsoft.com/office/word/2010/wordprocessingCanvas" xmlns:cx="http://schemas.microsoft.com/office/drawing/2014/chartex" xmlns:cx1="http://schemas.microsoft.com/office/drawing/2015/9/8/chartex" xmlns:cx2="http://schemas.microsoft.com/office/drawing/2015/10/21/chartex" xmlns:cx3="http://schemas.microsoft.com/office/drawing/2016/5/9/chartex" xmlns:cx4="http://schemas.microsoft.com/office/drawing/2016/5/10/chartex" xmlns:cx5="http://schemas.microsoft.com/office/drawing/2016/5/11/chartex" xmlns:cx6="http://schemas.microsoft.com/office/drawing/2016/5/12/chartex" xmlns:cx7="http://schemas.microsoft.com/office/drawing/2016/5/13/chartex" xmlns:cx8="http://schemas.microsoft.com/office/drawing/2016/5/14/chartex" xmlns:mc="http://schemas.openxmlformats.org/markup-compatibility/2006" xmlns:aink="http://schemas.microsoft.com/office/drawing/2016/ink" xmlns:am3d="http://schemas.microsoft.com/office/drawing/2017/model3d" xmlns:o="urn:schemas-microsoft-com:office:office" xmlns:oel="http://schemas.microsoft.com/office/2019/extlst" xmlns:r="http://schemas.openxmlformats.org/officeDocument/2006/relationships" xmlns:m="http://schemas.openxmlformats.org/officeDocument/2006/math" xmlns:v="urn:schemas-microsoft-com:vml" xmlns:wp14="http://schemas.microsoft.com/office/word/2010/wordprocessingDrawing" xmlns:wp="http://schemas.openxmlformats.org/drawingml/2006/wordprocessingDrawing" xmlns:w10="urn:schemas-microsoft-com:office:word" xmlns:w="http://schemas.openxmlformats.org/wordprocessingml/2006/main" xmlns:w14="http://schemas.microsoft.com/office/word/2010/wordml" xmlns:w15="http://schemas.microsoft.com/office/word/2012/wordml" xmlns:w16cex="http://schemas.microsoft.com/office/word/2018/wordml/cex" xmlns:w16cid="http://schemas.microsoft.com/office/word/2016/wordml/cid" xmlns:w16="http://schemas.microsoft.com/office/word/2018/wordml" xmlns:w16du="http://schemas.microsoft.com/office/word/2023/wordml/word16du" xmlns:w16sdtdh="http://schemas.microsoft.com/office/word/2020/wordml/sdtdatahash" xmlns:w16sdtfl="http://schemas.microsoft.com/office/word/2024/wordml/sdtformatlock" xmlns:w16se="http://schemas.microsoft.com/office/word/2015/wordml/symex" xmlns:wpg="http://schemas.microsoft.com/office/word/2010/wordprocessingGroup" xmlns:wpi="http://schemas.microsoft.com/office/word/2010/wordprocessingInk" xmlns:wne="http://schemas.microsoft.com/office/word/2006/wordml" xmlns:wps="http://schemas.microsoft.com/office/word/2010/wordprocessingShape" mc:Ignorable="w14 w15 w16se w16cid w16 w16cex w16sdtdh w16sdtfl w16du wp14">
-  <w:p>
-    <w:pPr>
-      <w:pStyle w:val="Footer"/>
-    </w:pPr>
-  </w:p>
-</w:ftr>
 </file>
 
 <file path=word/footnotes.xml><?xml version="1.0" encoding="utf-8"?>
@@ -513,18 +502,18 @@
         <w:noProof/>
       </w:rPr>
       <w:drawing>
-        <wp:anchor distT="0" distB="0" distL="114300" distR="114300" simplePos="0" relativeHeight="251662336" behindDoc="0" locked="0" layoutInCell="1" allowOverlap="1" wp14:anchorId="742BA32E" wp14:editId="1FC15A60">
+        <wp:anchor distT="0" distB="0" distL="114300" distR="114300" simplePos="0" relativeHeight="251658240" behindDoc="0" locked="0" layoutInCell="1" allowOverlap="1" wp14:anchorId="5F5C3C0E" wp14:editId="37776BD7">
           <wp:simplePos x="0" y="0"/>
           <wp:positionH relativeFrom="column">
-            <wp:posOffset>-362637</wp:posOffset>
+            <wp:posOffset>-475013</wp:posOffset>
           </wp:positionH>
           <wp:positionV relativeFrom="paragraph">
-            <wp:posOffset>-248920</wp:posOffset>
+            <wp:posOffset>-330827</wp:posOffset>
           </wp:positionV>
-          <wp:extent cx="6864263" cy="1685908"/>
-          <wp:effectExtent l="0" t="0" r="0" b="3810"/>
+          <wp:extent cx="7101444" cy="2054225"/>
+          <wp:effectExtent l="0" t="0" r="0" b="3175"/>
           <wp:wrapNone/>
-          <wp:docPr id="1488068764" name="Picture 1" descr="A close-up of a medical certificate&#10;&#10;AI-generated content may be incorrect."/>
+          <wp:docPr id="952413854" name="Picture 1" descr="A close-up of a medical prescription&#10;&#10;AI-generated content may be incorrect."/>
           <wp:cNvGraphicFramePr>
             <a:graphicFrameLocks xmlns:a="http://schemas.openxmlformats.org/drawingml/2006/main" noChangeAspect="1"/>
           </wp:cNvGraphicFramePr>
@@ -532,7 +521,7 @@
             <a:graphicData uri="http://schemas.openxmlformats.org/drawingml/2006/picture">
               <pic:pic xmlns:pic="http://schemas.openxmlformats.org/drawingml/2006/picture">
                 <pic:nvPicPr>
-                  <pic:cNvPr id="1488068764" name="Picture 1" descr="A close-up of a medical certificate&#10;&#10;AI-generated content may be incorrect."/>
+                  <pic:cNvPr id="952413854" name="Picture 1" descr="A close-up of a medical prescription&#10;&#10;AI-generated content may be incorrect."/>
                   <pic:cNvPicPr/>
                 </pic:nvPicPr>
                 <pic:blipFill>
@@ -550,7 +539,7 @@
                 <pic:spPr>
                   <a:xfrm>
                     <a:off x="0" y="0"/>
-                    <a:ext cx="6864263" cy="1685908"/>
+                    <a:ext cx="7104814" cy="2055200"/>
                   </a:xfrm>
                   <a:prstGeom prst="rect">
                     <a:avLst/>
